--- a/Cases/Active Cases/Week3_Spotify.docx
+++ b/Cases/Active Cases/Week3_Spotify.docx
@@ -67,49 +67,49 @@
           <w:sz w:val="28"/>
           <w:szCs w:val="28"/>
         </w:rPr>
-        <w:t xml:space="preserve">Netflix: 2,000+ Taste Communities That Ignore Geography</w:t>
-      </w:r>
-    </w:p>
-    <w:p>
-      <w:pPr>
-        <w:spacing w:after="200" w:line="276"/>
-      </w:pPr>
-      <w:r>
-        <w:rPr>
-          <w:rFonts w:ascii="Arial" w:cs="Arial" w:eastAsia="Arial" w:hAnsi="Arial"/>
-          <w:color w:val="333333"/>
-          <w:sz w:val="24"/>
-          <w:szCs w:val="24"/>
-        </w:rPr>
-        <w:t xml:space="preserve">Netflix operates in over 190 countries serving more than 300 million paid subscribers. The obvious approach: segment by geography. But viewing patterns revealed a surprise—geography poorly predicts what people actually watch. Instead, Netflix discovered approximately 2,000 distinct "taste communities" that ignore borders entirely.</w:t>
-      </w:r>
-    </w:p>
-    <w:p>
-      <w:pPr>
-        <w:spacing w:after="200" w:line="276"/>
-      </w:pPr>
-      <w:r>
-        <w:rPr>
-          <w:rFonts w:ascii="Arial" w:cs="Arial" w:eastAsia="Arial" w:hAnsi="Arial"/>
-          <w:color w:val="333333"/>
-          <w:sz w:val="24"/>
-          <w:szCs w:val="24"/>
-        </w:rPr>
-        <w:t xml:space="preserve">These communities emerge from pure behavior: what you watch, how long you watch, what you watch next. A Stranger Things fan in Tokyo might cluster with a viewer in São Paulo who binges American Horror Story and The Walking Dead. Age, location, language? Irrelevant. Behavior reveals taste.</w:t>
-      </w:r>
-    </w:p>
-    <w:p>
-      <w:pPr>
-        <w:spacing w:after="200" w:line="276"/>
-      </w:pPr>
-      <w:r>
-        <w:rPr>
-          <w:rFonts w:ascii="Arial" w:cs="Arial" w:eastAsia="Arial" w:hAnsi="Arial"/>
-          <w:color w:val="333333"/>
-          <w:sz w:val="24"/>
-          <w:szCs w:val="24"/>
-        </w:rPr>
-        <w:t xml:space="preserve">The payoff: recommendations drive over 80% of content watched on Netflix and save the company an estimated $1 billion per year in reduced churn. The company doesn't greenlight shows for "the American market" anymore—it asks which global taste communities a show serves. A niche community spread across continents can justify production.</w:t>
+        <w:t xml:space="preserve">The Segmentation Problem</w:t>
+      </w:r>
+    </w:p>
+    <w:p>
+      <w:pPr>
+        <w:spacing w:after="200" w:line="276"/>
+      </w:pPr>
+      <w:r>
+        <w:rPr>
+          <w:rFonts w:ascii="Arial" w:cs="Arial" w:eastAsia="Arial" w:hAnsi="Arial"/>
+          <w:color w:val="333333"/>
+          <w:sz w:val="24"/>
+          <w:szCs w:val="24"/>
+        </w:rPr>
+        <w:t xml:space="preserve">For decades, companies segmented their customers by demographics: age, gender, location, income. The logic seemed sound, since a 22-year-old college student in Los Angeles and a 55-year-old retiree in rural Ohio presumably want different things. Marketing teams built campaigns around these categories, and media companies programmed content to match.</w:t>
+      </w:r>
+    </w:p>
+    <w:p>
+      <w:pPr>
+        <w:spacing w:after="200" w:line="276"/>
+      </w:pPr>
+      <w:r>
+        <w:rPr>
+          <w:rFonts w:ascii="Arial" w:cs="Arial" w:eastAsia="Arial" w:hAnsi="Arial"/>
+          <w:color w:val="333333"/>
+          <w:sz w:val="24"/>
+          <w:szCs w:val="24"/>
+        </w:rPr>
+        <w:t xml:space="preserve">Netflix and Spotify, each operating at enormous scale, found that this logic was largely wrong. Netflix serves over 300 million paid subscribers in more than 190 countries, while Spotify has nearly 700 million monthly active users and a catalog of over 126 million tracks. At that scale, the limitations of demographic segmentation become clear: a teenager and a retiree might share identical musical taste, and a viewer in Tokyo might watch the same mix of shows as a viewer in São Paulo. Age, location, and language turn out to be poor predictors of what people actually want to watch or listen to.</w:t>
+      </w:r>
+    </w:p>
+    <w:p>
+      <w:pPr>
+        <w:spacing w:after="200" w:line="276"/>
+      </w:pPr>
+      <w:r>
+        <w:rPr>
+          <w:rFonts w:ascii="Arial" w:cs="Arial" w:eastAsia="Arial" w:hAnsi="Arial"/>
+          <w:color w:val="333333"/>
+          <w:sz w:val="24"/>
+          <w:szCs w:val="24"/>
+        </w:rPr>
+        <w:t xml:space="preserve">Both companies faced the same challenge: finding a signal that predicts preferences more reliably than demographics.</w:t>
       </w:r>
     </w:p>
     <w:p>
@@ -125,49 +125,49 @@
           <w:sz w:val="28"/>
           <w:szCs w:val="28"/>
         </w:rPr>
-        <w:t xml:space="preserve">Spotify: Finding Your Musical Neighbors</w:t>
-      </w:r>
-    </w:p>
-    <w:p>
-      <w:pPr>
-        <w:spacing w:after="200" w:line="276"/>
-      </w:pPr>
-      <w:r>
-        <w:rPr>
-          <w:rFonts w:ascii="Arial" w:cs="Arial" w:eastAsia="Arial" w:hAnsi="Arial"/>
-          <w:color w:val="333333"/>
-          <w:sz w:val="24"/>
-          <w:szCs w:val="24"/>
-        </w:rPr>
-        <w:t xml:space="preserve">Spotify faces the same problem: over 675 million monthly active users, more than 100 million tracks, and thousands of new songs daily. Demographics again fail to predict taste. A teenager and a retiree might share identical musical preferences. Spotify's solution: analyze billions of user-generated playlists—over 8 billion as of 2024—to find behavioral patterns.</w:t>
-      </w:r>
-    </w:p>
-    <w:p>
-      <w:pPr>
-        <w:spacing w:after="200" w:line="276"/>
-      </w:pPr>
-      <w:r>
-        <w:rPr>
-          <w:rFonts w:ascii="Arial" w:cs="Arial" w:eastAsia="Arial" w:hAnsi="Arial"/>
-          <w:color w:val="333333"/>
-          <w:sz w:val="24"/>
-          <w:szCs w:val="24"/>
-        </w:rPr>
-        <w:t xml:space="preserve">When two users build similar playlists—mixing Bon Iver, Sufjan Stevens, and Fleet Foxes—they're taste neighbors. When one discovers a new artist fitting the pattern, Spotify recommends it to the other. The insight is simple: playlist behavior reveals musical identity better than demographics ever could.</w:t>
-      </w:r>
-    </w:p>
-    <w:p>
-      <w:pPr>
-        <w:spacing w:after="200" w:line="276"/>
-      </w:pPr>
-      <w:r>
-        <w:rPr>
-          <w:rFonts w:ascii="Arial" w:cs="Arial" w:eastAsia="Arial" w:hAnsi="Arial"/>
-          <w:color w:val="333333"/>
-          <w:sz w:val="24"/>
-          <w:szCs w:val="24"/>
-        </w:rPr>
-        <w:t xml:space="preserve">Every Monday, Discover Weekly delivers personalized playlists to millions of listeners worldwide. The algorithm finds your musical neighbors and surfaces tracks they love that you haven't heard. The business impact: Discover Weekly users stream more than twice as long as non-Discover Weekly users. Since its 2015 launch, the playlist has generated over 100 billion track streams and sparks more than 56 million new artist discoveries every week, with 77% coming from emerging artists.</w:t>
+        <w:t xml:space="preserve">Behavior as Signal</w:t>
+      </w:r>
+    </w:p>
+    <w:p>
+      <w:pPr>
+        <w:spacing w:after="200" w:line="276"/>
+      </w:pPr>
+      <w:r>
+        <w:rPr>
+          <w:rFonts w:ascii="Arial" w:cs="Arial" w:eastAsia="Arial" w:hAnsi="Arial"/>
+          <w:color w:val="333333"/>
+          <w:sz w:val="24"/>
+          <w:szCs w:val="24"/>
+        </w:rPr>
+        <w:t xml:space="preserve">Netflix found that viewing behavior reveals far more than any demographic profile. What you watch, how long you watch, and what you watch next create a pattern that places you in one of more than 2,000 distinct “taste communities” that cut across borders entirely. A fan of psychological thrillers in Berlin may cluster with a viewer in Buenos Aires who watches the same mix of dark dramas; these groupings are not designed by human curators but emerge organically from the data.</w:t>
+      </w:r>
+    </w:p>
+    <w:p>
+      <w:pPr>
+        <w:spacing w:after="200" w:line="276"/>
+      </w:pPr>
+      <w:r>
+        <w:rPr>
+          <w:rFonts w:ascii="Arial" w:cs="Arial" w:eastAsia="Arial" w:hAnsi="Arial"/>
+          <w:color w:val="333333"/>
+          <w:sz w:val="24"/>
+          <w:szCs w:val="24"/>
+        </w:rPr>
+        <w:t xml:space="preserve">The business impact has been substantial: recommendations drive over 80% of the content watched on Netflix and save the company an estimated $1 billion per year in reduced churn. Netflix no longer greenlights shows for geographic markets but instead evaluates which global taste communities a given show will serve.</w:t>
+      </w:r>
+    </w:p>
+    <w:p>
+      <w:pPr>
+        <w:spacing w:after="200" w:line="276"/>
+      </w:pPr>
+      <w:r>
+        <w:rPr>
+          <w:rFonts w:ascii="Arial" w:cs="Arial" w:eastAsia="Arial" w:hAnsi="Arial"/>
+          <w:color w:val="333333"/>
+          <w:sz w:val="24"/>
+          <w:szCs w:val="24"/>
+        </w:rPr>
+        <w:t xml:space="preserve">Spotify arrived at a similar insight through a different signal: playlists. With over 8 billion user-generated playlists, Spotify treats playlist construction as a window into musical identity, reasoning that when two users build similar playlists, they are likely to enjoy the same new discoveries. Every Monday, Discover Weekly delivers personalized recommendations to millions of listeners based on this logic, and since its 2015 launch, the feature has generated over 100 billion track streams.</w:t>
       </w:r>
     </w:p>
     <w:p>
@@ -183,36 +183,6 @@
           <w:sz w:val="28"/>
           <w:szCs w:val="28"/>
         </w:rPr>
-        <w:t xml:space="preserve">Key Insights</w:t>
-      </w:r>
-    </w:p>
-    <w:p>
-      <w:pPr>
-        <w:spacing w:after="200" w:line="276"/>
-      </w:pPr>
-      <w:r>
-        <w:rPr>
-          <w:rFonts w:ascii="Arial" w:cs="Arial" w:eastAsia="Arial" w:hAnsi="Arial"/>
-          <w:color w:val="333333"/>
-          <w:sz w:val="24"/>
-          <w:szCs w:val="24"/>
-        </w:rPr>
-        <w:t xml:space="preserve">Both companies discovered the same truth: behavior beats demographics. Traditional segmentation assumes shared characteristics predict shared preferences. Behavioral segmentation observes what people actually do. The advantages: precision at scale (2,000+ communities vs. age brackets), continuous improvement (every interaction trains the model), competitive moats (datasets that require years and millions of users), and niche discovery (profitable micro-communities). The challenges: privacy concerns, data requirements, and cold start problems when users or content lack history.</w:t>
-      </w:r>
-    </w:p>
-    <w:p>
-      <w:pPr>
-        <w:pStyle w:val="Heading2"/>
-      </w:pPr>
-      <w:r>
-        <w:rPr>
-          <w:rFonts w:ascii="Whitney" w:cs="Whitney" w:eastAsia="Whitney" w:hAnsi="Whitney"/>
-          <w:b/>
-          <w:bCs/>
-          <w:color w:val="005587"/>
-          <w:sz w:val="28"/>
-          <w:szCs w:val="28"/>
-        </w:rPr>
         <w:t xml:space="preserve">Discussion Questions</w:t>
       </w:r>
     </w:p>
@@ -243,7 +213,7 @@
           <w:sz w:val="24"/>
           <w:szCs w:val="24"/>
         </w:rPr>
-        <w:t xml:space="preserve">Both Netflix and Spotify discovered that demographics poorly predict preferences. What are the advantages and limitations of behavior-based segmentation over demographic segmentation? In what business contexts might demographics still be essential?</w:t>
+        <w:t xml:space="preserve">Netflix has your age, location, and gender. Why don’t they just recommend based on what others in your demographic watch?</w:t>
       </w:r>
     </w:p>
     <w:p>
@@ -273,7 +243,7 @@
           <w:sz w:val="24"/>
           <w:szCs w:val="24"/>
         </w:rPr>
-        <w:t xml:space="preserve">Spotify uses playlists rather than play counts because playlists reveal context and intent. Why are these contextual behavioral signals more valuable than simple frequency counts? What other contexts might matter for recommendations?</w:t>
+        <w:t xml:space="preserve">Netflix groups users into 2,000 taste communities. Why not 200 or 20,000?</w:t>
       </w:r>
     </w:p>
     <w:p>
@@ -303,7 +273,7 @@
           <w:sz w:val="24"/>
           <w:szCs w:val="24"/>
         </w:rPr>
-        <w:t xml:space="preserve">Netflix saves $1 billion annually through recommendations, and Spotify reports that Discover Weekly users stream more than twice as long as non-users. Why is a data-driven recommendation system a defensible competitive advantage? What would it take for a new competitor to build comparable capabilities?</w:t>
+        <w:t xml:space="preserve">How does Netflix predict whether you’ll like a movie you’ve never watched? How does your past viewing inform this?</w:t>
       </w:r>
     </w:p>
     <w:p>
@@ -333,7 +303,7 @@
           <w:sz w:val="24"/>
           <w:szCs w:val="24"/>
         </w:rPr>
-        <w:t xml:space="preserve">Netflix and Spotify both use behavioral data for recommendations, but create value differently: Netflix reduces churn (saving $1B annually), while Spotify increases engagement (Discover Weekly users stream 2x longer). How does personalization create value differently across subscription vs. freemium business models?</w:t>
+        <w:t xml:space="preserve">How does Netflix’s scale make the AI approach more viable than traditional methods?</w:t>
       </w:r>
     </w:p>
     <w:p>
@@ -363,7 +333,7 @@
           <w:sz w:val="20"/>
           <w:szCs w:val="20"/>
         </w:rPr>
-        <w:t xml:space="preserve">Gomez-Uribe, Carlos A. and Neil Hunt. "The Netflix Recommender System: Algorithms, Business Value, and Innovation." ACM Transactions on Management Information Systems 6, no. 4 (December 2015). doi:10.1145/2843948</w:t>
+        <w:t xml:space="preserve">Gomez-Uribe, Carlos A. and Neil Hunt. “The Netflix Recommender System: Algorithms, Business Value, and Innovation.” ACM Transactions on Management Information Systems 6, no. 4 (December 2015). doi:10.1145/2843948</w:t>
       </w:r>
     </w:p>
     <w:p>
@@ -377,7 +347,7 @@
           <w:sz w:val="20"/>
           <w:szCs w:val="20"/>
         </w:rPr>
-        <w:t xml:space="preserve">Feldman, Adam. "Netflix divides its 93 million users around the world into 1,300 'taste communities.'" Quartz, February 2017. qz.com/939195</w:t>
+        <w:t xml:space="preserve">Netflix, Inc. “Q4 2024 Earnings: Letter to Shareholders.” January 2025.</w:t>
       </w:r>
     </w:p>
     <w:p>
@@ -391,7 +361,7 @@
           <w:sz w:val="20"/>
           <w:szCs w:val="20"/>
         </w:rPr>
-        <w:t xml:space="preserve">Nguyen, Nicole. "Inside The Team Behind Netflix's Recommendation Algorithm." BuzzFeed News, December 2018.</w:t>
+        <w:t xml:space="preserve">Spotify Technology S.A. “Spotify Company Info.” Spotify Newsroom. newsroom.spotify.com/company-info/</w:t>
       </w:r>
     </w:p>
     <w:p>
@@ -405,91 +375,7 @@
           <w:sz w:val="20"/>
           <w:szCs w:val="20"/>
         </w:rPr>
-        <w:t xml:space="preserve">Chicken, Todd. "Netflix says 80 percent of watched content is based on algorithmic recommendations." MobileSyrup, August 2017.</w:t>
-      </w:r>
-    </w:p>
-    <w:p>
-      <w:pPr>
-        <w:spacing w:after="120"/>
-      </w:pPr>
-      <w:r>
-        <w:rPr>
-          <w:rFonts w:ascii="Arial" w:cs="Arial" w:eastAsia="Arial" w:hAnsi="Arial"/>
-          <w:color w:val="666666"/>
-          <w:sz w:val="20"/>
-          <w:szCs w:val="20"/>
-        </w:rPr>
-        <w:t xml:space="preserve">Netflix, Inc. "Q4 2024 Earnings: Letter to Shareholders." January 2025.</w:t>
-      </w:r>
-    </w:p>
-    <w:p>
-      <w:pPr>
-        <w:spacing w:after="120"/>
-      </w:pPr>
-      <w:r>
-        <w:rPr>
-          <w:rFonts w:ascii="Arial" w:cs="Arial" w:eastAsia="Arial" w:hAnsi="Arial"/>
-          <w:color w:val="666666"/>
-          <w:sz w:val="20"/>
-          <w:szCs w:val="20"/>
-        </w:rPr>
-        <w:t xml:space="preserve">Spotify Technology S.A. "Q2 2025 Earnings Release." Spotify Newsroom, 2025.</w:t>
-      </w:r>
-    </w:p>
-    <w:p>
-      <w:pPr>
-        <w:spacing w:after="120"/>
-      </w:pPr>
-      <w:r>
-        <w:rPr>
-          <w:rFonts w:ascii="Arial" w:cs="Arial" w:eastAsia="Arial" w:hAnsi="Arial"/>
-          <w:color w:val="666666"/>
-          <w:sz w:val="20"/>
-          <w:szCs w:val="20"/>
-        </w:rPr>
-        <w:t xml:space="preserve">Spotify Technology S.A. "Spotify Company Info." Spotify Newsroom. newsroom.spotify.com/company-info/</w:t>
-      </w:r>
-    </w:p>
-    <w:p>
-      <w:pPr>
-        <w:spacing w:after="120"/>
-      </w:pPr>
-      <w:r>
-        <w:rPr>
-          <w:rFonts w:ascii="Arial" w:cs="Arial" w:eastAsia="Arial" w:hAnsi="Arial"/>
-          <w:color w:val="666666"/>
-          <w:sz w:val="20"/>
-          <w:szCs w:val="20"/>
-        </w:rPr>
-        <w:t xml:space="preserve">Ek, Daniel. LinkedIn post on Spotify playlists. July 2024. Reported by Music Business Worldwide.</w:t>
-      </w:r>
-    </w:p>
-    <w:p>
-      <w:pPr>
-        <w:spacing w:after="120"/>
-      </w:pPr>
-      <w:r>
-        <w:rPr>
-          <w:rFonts w:ascii="Arial" w:cs="Arial" w:eastAsia="Arial" w:hAnsi="Arial"/>
-          <w:color w:val="666666"/>
-          <w:sz w:val="20"/>
-          <w:szCs w:val="20"/>
-        </w:rPr>
-        <w:t xml:space="preserve">Spotify Advertising. "Five Years of Discover Weekly." July 2020. ads.spotify.com</w:t>
-      </w:r>
-    </w:p>
-    <w:p>
-      <w:pPr>
-        <w:spacing w:after="120"/>
-      </w:pPr>
-      <w:r>
-        <w:rPr>
-          <w:rFonts w:ascii="Arial" w:cs="Arial" w:eastAsia="Arial" w:hAnsi="Arial"/>
-          <w:color w:val="666666"/>
-          <w:sz w:val="20"/>
-          <w:szCs w:val="20"/>
-        </w:rPr>
-        <w:t xml:space="preserve">Spotify Newsroom. "Discover Weekly Turns 10: Celebrating 100 Billion+ Tracks Streamed and a Decade of Personalized Discovery." June 2025. newsroom.spotify.com</w:t>
+        <w:t xml:space="preserve">Spotify Newsroom. “Discover Weekly Turns 10.” June 2025. newsroom.spotify.com</w:t>
       </w:r>
     </w:p>
     <w:sectPr>
